--- a/docs/grant-summaries/ocf-fall-community-2026.docx
+++ b/docs/grant-summaries/ocf-fall-community-2026.docx
@@ -530,7 +530,7 @@
         </w:rPr>
         <w:t xml:space="preserve">Official funder page: </w:t>
       </w:r>
-      <w:hyperlink w:history="1" r:id="rIdgc4lvucwjdgztvhitpvfw">
+      <w:hyperlink w:history="1" r:id="rIds-svwydq5nhkgypssm6hp">
         <w:r>
           <w:rPr>
             <w:rStyle w:val="Hyperlink"/>

--- a/docs/grant-summaries/ocf-fall-community-2026.docx
+++ b/docs/grant-summaries/ocf-fall-community-2026.docx
@@ -530,7 +530,7 @@
         </w:rPr>
         <w:t xml:space="preserve">Official funder page: </w:t>
       </w:r>
-      <w:hyperlink w:history="1" r:id="rIds-svwydq5nhkgypssm6hp">
+      <w:hyperlink w:history="1" r:id="rIdpxnfywziljzg5ie0nl-gt">
         <w:r>
           <w:rPr>
             <w:rStyle w:val="Hyperlink"/>

--- a/docs/grant-summaries/ocf-fall-community-2026.docx
+++ b/docs/grant-summaries/ocf-fall-community-2026.docx
@@ -444,6 +444,23 @@
         <w:pStyle w:val="Heading2"/>
       </w:pPr>
       <w:r>
+        <w:t xml:space="preserve">How This Applies to Proud Ground</w:t>
+      </w:r>
+    </w:p>
+    <w:p>
+      <w:r>
+        <w:rPr>
+          <w:sz w:val="22"/>
+          <w:szCs w:val="22"/>
+        </w:rPr>
+        <w:t xml:space="preserve">Proud Ground can direct a Fall Community grant toward expanding its homebuyer-education pipeline or a defined project advancing affordable homeownership in OCF's funding regions. Because OCF supports small capital under $500k, this is also a credible channel for a discrete acquisition or program-expansion need.</w:t>
+      </w:r>
+    </w:p>
+    <w:p>
+      <w:pPr>
+        <w:pStyle w:val="Heading2"/>
+      </w:pPr>
+      <w:r>
         <w:t xml:space="preserve">Application Checklist — What You’ll Need</w:t>
       </w:r>
     </w:p>
@@ -530,7 +547,7 @@
         </w:rPr>
         <w:t xml:space="preserve">Official funder page: </w:t>
       </w:r>
-      <w:hyperlink w:history="1" r:id="rIdpxnfywziljzg5ie0nl-gt">
+      <w:hyperlink w:history="1" r:id="rIdegoi5xmadzxg1nqd9z2it">
         <w:r>
           <w:rPr>
             <w:rStyle w:val="Hyperlink"/>

--- a/docs/grant-summaries/ocf-fall-community-2026.docx
+++ b/docs/grant-summaries/ocf-fall-community-2026.docx
@@ -547,7 +547,7 @@
         </w:rPr>
         <w:t xml:space="preserve">Official funder page: </w:t>
       </w:r>
-      <w:hyperlink w:history="1" r:id="rIdegoi5xmadzxg1nqd9z2it">
+      <w:hyperlink w:history="1" r:id="rIdk2nmvpzmhdrba086taa9b">
         <w:r>
           <w:rPr>
             <w:rStyle w:val="Hyperlink"/>
